--- a/4.质量管理/2.运行记录类文件/TXHS-04-17-2025年度运维服务质量管理报告.docx
+++ b/4.质量管理/2.运行记录类文件/TXHS-04-17-2025年度运维服务质量管理报告.docx
@@ -21,7 +21,7 @@
         <w:spacing w:before="3120" w:beforeLines="1000"/>
         <w:textAlignment w:val="baseline"/>
       </w:pPr>
-      <w:bookmarkStart w:id="0" w:name="_Toc7233"/>
+      <w:bookmarkStart w:id="0" w:name="_Toc9924"/>
       <w:r>
         <w:drawing>
           <wp:anchor distT="0" distB="0" distL="114300" distR="114300" simplePos="0" relativeHeight="251661312" behindDoc="1" locked="0" layoutInCell="1" allowOverlap="1">
@@ -210,7 +210,7 @@
           <w:lang w:val="en-US" w:eastAsia="zh-CN"/>
         </w:rPr>
       </w:pPr>
-      <w:bookmarkStart w:id="1" w:name="_Toc23753"/>
+      <w:bookmarkStart w:id="1" w:name="_Toc28647"/>
       <w:r>
         <w:rPr>
           <w:rFonts w:hint="eastAsia"/>
@@ -1356,7 +1356,7 @@
                 <w:vertAlign w:val="baseline"/>
                 <w:lang w:val="en-US" w:eastAsia="zh-CN"/>
               </w:rPr>
-              <w:t>沈坚</w:t>
+              <w:t>李伟</w:t>
             </w:r>
           </w:p>
         </w:tc>
@@ -1400,7 +1400,7 @@
                 <w:vertAlign w:val="baseline"/>
                 <w:lang w:val="en-US" w:eastAsia="zh-CN"/>
               </w:rPr>
-              <w:t>茅建根</w:t>
+              <w:t>陈凯</w:t>
             </w:r>
           </w:p>
         </w:tc>
@@ -2073,8 +2073,6 @@
               <w:tab w:val="right" w:leader="dot" w:pos="8306"/>
             </w:tabs>
           </w:pPr>
-          <w:bookmarkStart w:id="9" w:name="_GoBack"/>
-          <w:bookmarkEnd w:id="9"/>
           <w:r>
             <w:rPr>
               <w:rFonts w:hint="eastAsia" w:ascii="宋体" w:hAnsi="宋体" w:eastAsia="宋体" w:cs="宋体"/>
@@ -2111,7 +2109,7 @@
               <w:rFonts w:hint="eastAsia" w:ascii="宋体" w:hAnsi="宋体" w:eastAsia="宋体" w:cs="宋体"/>
               <w:szCs w:val="24"/>
             </w:rPr>
-            <w:instrText xml:space="preserve"> HYPERLINK \l _Toc7233 </w:instrText>
+            <w:instrText xml:space="preserve"> HYPERLINK \l _Toc9924 </w:instrText>
           </w:r>
           <w:r>
             <w:rPr>
@@ -2134,7 +2132,7 @@
             <w:fldChar w:fldCharType="begin"/>
           </w:r>
           <w:r>
-            <w:instrText xml:space="preserve"> PAGEREF _Toc7233 \h </w:instrText>
+            <w:instrText xml:space="preserve"> PAGEREF _Toc9924 \h </w:instrText>
           </w:r>
           <w:r>
             <w:fldChar w:fldCharType="separate"/>
@@ -2172,7 +2170,7 @@
               <w:rFonts w:hint="eastAsia" w:ascii="宋体" w:hAnsi="宋体" w:eastAsia="宋体" w:cs="宋体"/>
               <w:szCs w:val="24"/>
             </w:rPr>
-            <w:instrText xml:space="preserve"> HYPERLINK \l _Toc23753 </w:instrText>
+            <w:instrText xml:space="preserve"> HYPERLINK \l _Toc28647 </w:instrText>
           </w:r>
           <w:r>
             <w:rPr>
@@ -2195,7 +2193,7 @@
             <w:fldChar w:fldCharType="begin"/>
           </w:r>
           <w:r>
-            <w:instrText xml:space="preserve"> PAGEREF _Toc23753 \h </w:instrText>
+            <w:instrText xml:space="preserve"> PAGEREF _Toc28647 \h </w:instrText>
           </w:r>
           <w:r>
             <w:fldChar w:fldCharType="separate"/>
@@ -2233,7 +2231,7 @@
               <w:rFonts w:hint="eastAsia" w:ascii="宋体" w:hAnsi="宋体" w:eastAsia="宋体" w:cs="宋体"/>
               <w:szCs w:val="24"/>
             </w:rPr>
-            <w:instrText xml:space="preserve"> HYPERLINK \l _Toc9154 </w:instrText>
+            <w:instrText xml:space="preserve"> HYPERLINK \l _Toc24570 </w:instrText>
           </w:r>
           <w:r>
             <w:rPr>
@@ -2255,7 +2253,7 @@
             <w:fldChar w:fldCharType="begin"/>
           </w:r>
           <w:r>
-            <w:instrText xml:space="preserve"> PAGEREF _Toc9154 \h </w:instrText>
+            <w:instrText xml:space="preserve"> PAGEREF _Toc24570 \h </w:instrText>
           </w:r>
           <w:r>
             <w:fldChar w:fldCharType="separate"/>
@@ -2293,7 +2291,7 @@
               <w:rFonts w:hint="eastAsia" w:ascii="宋体" w:hAnsi="宋体" w:eastAsia="宋体" w:cs="宋体"/>
               <w:szCs w:val="24"/>
             </w:rPr>
-            <w:instrText xml:space="preserve"> HYPERLINK \l _Toc24660 </w:instrText>
+            <w:instrText xml:space="preserve"> HYPERLINK \l _Toc8829 </w:instrText>
           </w:r>
           <w:r>
             <w:rPr>
@@ -2323,7 +2321,7 @@
             <w:fldChar w:fldCharType="begin"/>
           </w:r>
           <w:r>
-            <w:instrText xml:space="preserve"> PAGEREF _Toc24660 \h </w:instrText>
+            <w:instrText xml:space="preserve"> PAGEREF _Toc8829 \h </w:instrText>
           </w:r>
           <w:r>
             <w:fldChar w:fldCharType="separate"/>
@@ -2361,7 +2359,7 @@
               <w:rFonts w:hint="eastAsia" w:ascii="宋体" w:hAnsi="宋体" w:eastAsia="宋体" w:cs="宋体"/>
               <w:szCs w:val="24"/>
             </w:rPr>
-            <w:instrText xml:space="preserve"> HYPERLINK \l _Toc13465 </w:instrText>
+            <w:instrText xml:space="preserve"> HYPERLINK \l _Toc812 </w:instrText>
           </w:r>
           <w:r>
             <w:rPr>
@@ -2391,7 +2389,7 @@
             <w:fldChar w:fldCharType="begin"/>
           </w:r>
           <w:r>
-            <w:instrText xml:space="preserve"> PAGEREF _Toc13465 \h </w:instrText>
+            <w:instrText xml:space="preserve"> PAGEREF _Toc812 \h </w:instrText>
           </w:r>
           <w:r>
             <w:fldChar w:fldCharType="separate"/>
@@ -2429,7 +2427,7 @@
               <w:rFonts w:hint="eastAsia" w:ascii="宋体" w:hAnsi="宋体" w:eastAsia="宋体" w:cs="宋体"/>
               <w:szCs w:val="24"/>
             </w:rPr>
-            <w:instrText xml:space="preserve"> HYPERLINK \l _Toc7822 </w:instrText>
+            <w:instrText xml:space="preserve"> HYPERLINK \l _Toc1831 </w:instrText>
           </w:r>
           <w:r>
             <w:rPr>
@@ -2459,7 +2457,7 @@
             <w:fldChar w:fldCharType="begin"/>
           </w:r>
           <w:r>
-            <w:instrText xml:space="preserve"> PAGEREF _Toc7822 \h </w:instrText>
+            <w:instrText xml:space="preserve"> PAGEREF _Toc1831 \h </w:instrText>
           </w:r>
           <w:r>
             <w:fldChar w:fldCharType="separate"/>
@@ -2497,7 +2495,7 @@
               <w:rFonts w:hint="eastAsia" w:ascii="宋体" w:hAnsi="宋体" w:eastAsia="宋体" w:cs="宋体"/>
               <w:szCs w:val="24"/>
             </w:rPr>
-            <w:instrText xml:space="preserve"> HYPERLINK \l _Toc24148 </w:instrText>
+            <w:instrText xml:space="preserve"> HYPERLINK \l _Toc27917 </w:instrText>
           </w:r>
           <w:r>
             <w:rPr>
@@ -2527,7 +2525,7 @@
             <w:fldChar w:fldCharType="begin"/>
           </w:r>
           <w:r>
-            <w:instrText xml:space="preserve"> PAGEREF _Toc24148 \h </w:instrText>
+            <w:instrText xml:space="preserve"> PAGEREF _Toc27917 \h </w:instrText>
           </w:r>
           <w:r>
             <w:fldChar w:fldCharType="separate"/>
@@ -2565,7 +2563,7 @@
               <w:rFonts w:hint="eastAsia" w:ascii="宋体" w:hAnsi="宋体" w:eastAsia="宋体" w:cs="宋体"/>
               <w:szCs w:val="24"/>
             </w:rPr>
-            <w:instrText xml:space="preserve"> HYPERLINK \l _Toc20546 </w:instrText>
+            <w:instrText xml:space="preserve"> HYPERLINK \l _Toc31237 </w:instrText>
           </w:r>
           <w:r>
             <w:rPr>
@@ -2595,7 +2593,7 @@
             <w:fldChar w:fldCharType="begin"/>
           </w:r>
           <w:r>
-            <w:instrText xml:space="preserve"> PAGEREF _Toc20546 \h </w:instrText>
+            <w:instrText xml:space="preserve"> PAGEREF _Toc31237 \h </w:instrText>
           </w:r>
           <w:r>
             <w:fldChar w:fldCharType="separate"/>
@@ -2633,7 +2631,7 @@
               <w:rFonts w:hint="eastAsia" w:ascii="宋体" w:hAnsi="宋体" w:eastAsia="宋体" w:cs="宋体"/>
               <w:szCs w:val="24"/>
             </w:rPr>
-            <w:instrText xml:space="preserve"> HYPERLINK \l _Toc10277 </w:instrText>
+            <w:instrText xml:space="preserve"> HYPERLINK \l _Toc6799 </w:instrText>
           </w:r>
           <w:r>
             <w:rPr>
@@ -2663,7 +2661,7 @@
             <w:fldChar w:fldCharType="begin"/>
           </w:r>
           <w:r>
-            <w:instrText xml:space="preserve"> PAGEREF _Toc10277 \h </w:instrText>
+            <w:instrText xml:space="preserve"> PAGEREF _Toc6799 \h </w:instrText>
           </w:r>
           <w:r>
             <w:fldChar w:fldCharType="separate"/>
@@ -2775,7 +2773,7 @@
         <w:snapToGrid w:val="0"/>
         <w:textAlignment w:val="baseline"/>
       </w:pPr>
-      <w:bookmarkStart w:id="2" w:name="_Toc9154"/>
+      <w:bookmarkStart w:id="2" w:name="_Toc24570"/>
       <w:r>
         <w:rPr>
           <w:rFonts w:hint="default"/>
@@ -2863,6 +2861,8 @@
         </w:rPr>
         <w:t>期间的运维服务质量度量数据与质量目标达成情况进行了系统梳理与分析。本报告旨在全面总结本阶段质量管理工作成效，识别存在的问题，并为下一阶段制定质量保证与改进计划提供明确的数据支持和决策依据。</w:t>
       </w:r>
+      <w:bookmarkStart w:id="9" w:name="_GoBack"/>
+      <w:bookmarkEnd w:id="9"/>
     </w:p>
     <w:p>
       <w:pPr>
@@ -2886,7 +2886,7 @@
           <w:lang w:val="en-US" w:eastAsia="zh-CN"/>
         </w:rPr>
       </w:pPr>
-      <w:bookmarkStart w:id="3" w:name="_Toc24660"/>
+      <w:bookmarkStart w:id="3" w:name="_Toc8829"/>
       <w:r>
         <w:rPr>
           <w:rFonts w:hint="eastAsia"/>
@@ -2905,7 +2905,7 @@
           <w:lang w:val="en-US" w:eastAsia="zh-CN"/>
         </w:rPr>
       </w:pPr>
-      <w:bookmarkStart w:id="4" w:name="_Toc13465"/>
+      <w:bookmarkStart w:id="4" w:name="_Toc812"/>
       <w:r>
         <w:rPr>
           <w:rFonts w:hint="eastAsia"/>
@@ -2984,7 +2984,7 @@
           <w:lang w:val="en-US" w:eastAsia="zh-CN"/>
         </w:rPr>
       </w:pPr>
-      <w:bookmarkStart w:id="5" w:name="_Toc7822"/>
+      <w:bookmarkStart w:id="5" w:name="_Toc1831"/>
       <w:r>
         <w:rPr>
           <w:rFonts w:hint="eastAsia"/>
@@ -3085,7 +3085,7 @@
           <w:lang w:val="en-US" w:eastAsia="zh-CN"/>
         </w:rPr>
       </w:pPr>
-      <w:bookmarkStart w:id="6" w:name="_Toc24148"/>
+      <w:bookmarkStart w:id="6" w:name="_Toc27917"/>
       <w:r>
         <w:rPr>
           <w:rFonts w:hint="eastAsia"/>
@@ -3147,7 +3147,7 @@
           <w:lang w:val="en-US" w:eastAsia="zh-CN"/>
         </w:rPr>
       </w:pPr>
-      <w:bookmarkStart w:id="7" w:name="_Toc20546"/>
+      <w:bookmarkStart w:id="7" w:name="_Toc31237"/>
       <w:r>
         <w:rPr>
           <w:rFonts w:hint="eastAsia"/>
@@ -3233,7 +3233,7 @@
           <w:lang w:val="en-US" w:eastAsia="zh-CN"/>
         </w:rPr>
       </w:pPr>
-      <w:bookmarkStart w:id="8" w:name="_Toc10277"/>
+      <w:bookmarkStart w:id="8" w:name="_Toc6799"/>
       <w:r>
         <w:rPr>
           <w:rFonts w:hint="eastAsia"/>

--- a/4.质量管理/2.运行记录类文件/TXHS-04-17-2025年度运维服务质量管理报告.docx
+++ b/4.质量管理/2.运行记录类文件/TXHS-04-17-2025年度运维服务质量管理报告.docx
@@ -1356,7 +1356,7 @@
                 <w:vertAlign w:val="baseline"/>
                 <w:lang w:val="en-US" w:eastAsia="zh-CN"/>
               </w:rPr>
-              <w:t>李伟</w:t>
+              <w:t>沈晓晖</w:t>
             </w:r>
           </w:p>
         </w:tc>
@@ -1400,7 +1400,7 @@
                 <w:vertAlign w:val="baseline"/>
                 <w:lang w:val="en-US" w:eastAsia="zh-CN"/>
               </w:rPr>
-              <w:t>陈凯</w:t>
+              <w:t>茅建根</w:t>
             </w:r>
           </w:p>
         </w:tc>
@@ -2861,8 +2861,6 @@
         </w:rPr>
         <w:t>期间的运维服务质量度量数据与质量目标达成情况进行了系统梳理与分析。本报告旨在全面总结本阶段质量管理工作成效，识别存在的问题，并为下一阶段制定质量保证与改进计划提供明确的数据支持和决策依据。</w:t>
       </w:r>
-      <w:bookmarkStart w:id="9" w:name="_GoBack"/>
-      <w:bookmarkEnd w:id="9"/>
     </w:p>
     <w:p>
       <w:pPr>
@@ -3234,6 +3232,68 @@
         </w:rPr>
       </w:pPr>
       <w:bookmarkStart w:id="8" w:name="_Toc6799"/>
+      <w:r>
+        <w:rPr>
+          <w:rFonts w:hint="eastAsia"/>
+          <w:lang w:val="en-US" w:eastAsia="zh-CN"/>
+        </w:rPr>
+        <w:t>客户投诉</w:t>
+      </w:r>
+    </w:p>
+    <w:p>
+      <w:pPr>
+        <w:pStyle w:val="29"/>
+        <w:keepNext w:val="0"/>
+        <w:keepLines w:val="0"/>
+        <w:pageBreakBefore w:val="0"/>
+        <w:widowControl w:val="0"/>
+        <w:kinsoku w:val="0"/>
+        <w:wordWrap/>
+        <w:overflowPunct/>
+        <w:topLinePunct w:val="0"/>
+        <w:autoSpaceDE w:val="0"/>
+        <w:autoSpaceDN w:val="0"/>
+        <w:bidi w:val="0"/>
+        <w:adjustRightInd w:val="0"/>
+        <w:snapToGrid w:val="0"/>
+        <w:textAlignment w:val="baseline"/>
+        <w:rPr>
+          <w:rFonts w:hint="eastAsia"/>
+          <w:lang w:val="en-US" w:eastAsia="zh-CN"/>
+        </w:rPr>
+      </w:pPr>
+      <w:r>
+        <w:rPr>
+          <w:rFonts w:hint="eastAsia"/>
+          <w:lang w:val="en-US" w:eastAsia="zh-CN"/>
+        </w:rPr>
+        <w:t>公司建立客户投诉管理机制，以客户投诉数量为核心监控指标，目标值为全年不超过2次。截至当前考核周期，公司各项目累计客户投诉数量为0次（，已达成本年度控制目标。质量管理部负责客户投诉的统一受理与根因分析，持续监测服务风险点。投诉结果将作为服务缺陷识别、流程优化及责任部门考核的重要依据，推动“投诉-分析-纠正-预防”的闭环管理，在保障客户满意度的同时，持续巩固零投诉的服务成果。</w:t>
+      </w:r>
+    </w:p>
+    <w:p>
+      <w:pPr>
+        <w:pStyle w:val="30"/>
+        <w:keepNext w:val="0"/>
+        <w:keepLines w:val="0"/>
+        <w:pageBreakBefore w:val="0"/>
+        <w:widowControl w:val="0"/>
+        <w:kinsoku w:val="0"/>
+        <w:wordWrap/>
+        <w:overflowPunct/>
+        <w:topLinePunct w:val="0"/>
+        <w:autoSpaceDE w:val="0"/>
+        <w:autoSpaceDN w:val="0"/>
+        <w:bidi w:val="0"/>
+        <w:adjustRightInd w:val="0"/>
+        <w:snapToGrid w:val="0"/>
+        <w:textAlignment w:val="baseline"/>
+        <w:rPr>
+          <w:rFonts w:hint="default"/>
+          <w:lang w:val="en-US" w:eastAsia="zh-CN"/>
+        </w:rPr>
+      </w:pPr>
+      <w:bookmarkStart w:id="9" w:name="_GoBack"/>
+      <w:bookmarkEnd w:id="9"/>
       <w:r>
         <w:rPr>
           <w:rFonts w:hint="eastAsia"/>

--- a/4.质量管理/2.运行记录类文件/TXHS-04-17-2025年度运维服务质量管理报告.docx
+++ b/4.质量管理/2.运行记录类文件/TXHS-04-17-2025年度运维服务质量管理报告.docx
@@ -21,7 +21,7 @@
         <w:spacing w:before="3120" w:beforeLines="1000"/>
         <w:textAlignment w:val="baseline"/>
       </w:pPr>
-      <w:bookmarkStart w:id="0" w:name="_Toc9924"/>
+      <w:bookmarkStart w:id="0" w:name="_Toc3653"/>
       <w:r>
         <w:drawing>
           <wp:anchor distT="0" distB="0" distL="114300" distR="114300" simplePos="0" relativeHeight="251661312" behindDoc="1" locked="0" layoutInCell="1" allowOverlap="1">
@@ -210,7 +210,7 @@
           <w:lang w:val="en-US" w:eastAsia="zh-CN"/>
         </w:rPr>
       </w:pPr>
-      <w:bookmarkStart w:id="1" w:name="_Toc28647"/>
+      <w:bookmarkStart w:id="1" w:name="_Toc32545"/>
       <w:r>
         <w:rPr>
           <w:rFonts w:hint="eastAsia"/>
@@ -2073,6 +2073,8 @@
               <w:tab w:val="right" w:leader="dot" w:pos="8306"/>
             </w:tabs>
           </w:pPr>
+          <w:bookmarkStart w:id="10" w:name="_GoBack"/>
+          <w:bookmarkEnd w:id="10"/>
           <w:r>
             <w:rPr>
               <w:rFonts w:hint="eastAsia" w:ascii="宋体" w:hAnsi="宋体" w:eastAsia="宋体" w:cs="宋体"/>
@@ -2109,7 +2111,7 @@
               <w:rFonts w:hint="eastAsia" w:ascii="宋体" w:hAnsi="宋体" w:eastAsia="宋体" w:cs="宋体"/>
               <w:szCs w:val="24"/>
             </w:rPr>
-            <w:instrText xml:space="preserve"> HYPERLINK \l _Toc9924 </w:instrText>
+            <w:instrText xml:space="preserve"> HYPERLINK \l _Toc3653 </w:instrText>
           </w:r>
           <w:r>
             <w:rPr>
@@ -2132,7 +2134,7 @@
             <w:fldChar w:fldCharType="begin"/>
           </w:r>
           <w:r>
-            <w:instrText xml:space="preserve"> PAGEREF _Toc9924 \h </w:instrText>
+            <w:instrText xml:space="preserve"> PAGEREF _Toc3653 \h </w:instrText>
           </w:r>
           <w:r>
             <w:fldChar w:fldCharType="separate"/>
@@ -2170,7 +2172,7 @@
               <w:rFonts w:hint="eastAsia" w:ascii="宋体" w:hAnsi="宋体" w:eastAsia="宋体" w:cs="宋体"/>
               <w:szCs w:val="24"/>
             </w:rPr>
-            <w:instrText xml:space="preserve"> HYPERLINK \l _Toc28647 </w:instrText>
+            <w:instrText xml:space="preserve"> HYPERLINK \l _Toc32545 </w:instrText>
           </w:r>
           <w:r>
             <w:rPr>
@@ -2193,7 +2195,7 @@
             <w:fldChar w:fldCharType="begin"/>
           </w:r>
           <w:r>
-            <w:instrText xml:space="preserve"> PAGEREF _Toc28647 \h </w:instrText>
+            <w:instrText xml:space="preserve"> PAGEREF _Toc32545 \h </w:instrText>
           </w:r>
           <w:r>
             <w:fldChar w:fldCharType="separate"/>
@@ -2231,7 +2233,7 @@
               <w:rFonts w:hint="eastAsia" w:ascii="宋体" w:hAnsi="宋体" w:eastAsia="宋体" w:cs="宋体"/>
               <w:szCs w:val="24"/>
             </w:rPr>
-            <w:instrText xml:space="preserve"> HYPERLINK \l _Toc24570 </w:instrText>
+            <w:instrText xml:space="preserve"> HYPERLINK \l _Toc12770 </w:instrText>
           </w:r>
           <w:r>
             <w:rPr>
@@ -2253,7 +2255,7 @@
             <w:fldChar w:fldCharType="begin"/>
           </w:r>
           <w:r>
-            <w:instrText xml:space="preserve"> PAGEREF _Toc24570 \h </w:instrText>
+            <w:instrText xml:space="preserve"> PAGEREF _Toc12770 \h </w:instrText>
           </w:r>
           <w:r>
             <w:fldChar w:fldCharType="separate"/>
@@ -2291,7 +2293,7 @@
               <w:rFonts w:hint="eastAsia" w:ascii="宋体" w:hAnsi="宋体" w:eastAsia="宋体" w:cs="宋体"/>
               <w:szCs w:val="24"/>
             </w:rPr>
-            <w:instrText xml:space="preserve"> HYPERLINK \l _Toc8829 </w:instrText>
+            <w:instrText xml:space="preserve"> HYPERLINK \l _Toc31635 </w:instrText>
           </w:r>
           <w:r>
             <w:rPr>
@@ -2321,7 +2323,7 @@
             <w:fldChar w:fldCharType="begin"/>
           </w:r>
           <w:r>
-            <w:instrText xml:space="preserve"> PAGEREF _Toc8829 \h </w:instrText>
+            <w:instrText xml:space="preserve"> PAGEREF _Toc31635 \h </w:instrText>
           </w:r>
           <w:r>
             <w:fldChar w:fldCharType="separate"/>
@@ -2359,7 +2361,7 @@
               <w:rFonts w:hint="eastAsia" w:ascii="宋体" w:hAnsi="宋体" w:eastAsia="宋体" w:cs="宋体"/>
               <w:szCs w:val="24"/>
             </w:rPr>
-            <w:instrText xml:space="preserve"> HYPERLINK \l _Toc812 </w:instrText>
+            <w:instrText xml:space="preserve"> HYPERLINK \l _Toc25299 </w:instrText>
           </w:r>
           <w:r>
             <w:rPr>
@@ -2389,7 +2391,7 @@
             <w:fldChar w:fldCharType="begin"/>
           </w:r>
           <w:r>
-            <w:instrText xml:space="preserve"> PAGEREF _Toc812 \h </w:instrText>
+            <w:instrText xml:space="preserve"> PAGEREF _Toc25299 \h </w:instrText>
           </w:r>
           <w:r>
             <w:fldChar w:fldCharType="separate"/>
@@ -2427,7 +2429,7 @@
               <w:rFonts w:hint="eastAsia" w:ascii="宋体" w:hAnsi="宋体" w:eastAsia="宋体" w:cs="宋体"/>
               <w:szCs w:val="24"/>
             </w:rPr>
-            <w:instrText xml:space="preserve"> HYPERLINK \l _Toc1831 </w:instrText>
+            <w:instrText xml:space="preserve"> HYPERLINK \l _Toc24972 </w:instrText>
           </w:r>
           <w:r>
             <w:rPr>
@@ -2457,7 +2459,7 @@
             <w:fldChar w:fldCharType="begin"/>
           </w:r>
           <w:r>
-            <w:instrText xml:space="preserve"> PAGEREF _Toc1831 \h </w:instrText>
+            <w:instrText xml:space="preserve"> PAGEREF _Toc24972 \h </w:instrText>
           </w:r>
           <w:r>
             <w:fldChar w:fldCharType="separate"/>
@@ -2495,7 +2497,7 @@
               <w:rFonts w:hint="eastAsia" w:ascii="宋体" w:hAnsi="宋体" w:eastAsia="宋体" w:cs="宋体"/>
               <w:szCs w:val="24"/>
             </w:rPr>
-            <w:instrText xml:space="preserve"> HYPERLINK \l _Toc27917 </w:instrText>
+            <w:instrText xml:space="preserve"> HYPERLINK \l _Toc927 </w:instrText>
           </w:r>
           <w:r>
             <w:rPr>
@@ -2525,7 +2527,7 @@
             <w:fldChar w:fldCharType="begin"/>
           </w:r>
           <w:r>
-            <w:instrText xml:space="preserve"> PAGEREF _Toc27917 \h </w:instrText>
+            <w:instrText xml:space="preserve"> PAGEREF _Toc927 \h </w:instrText>
           </w:r>
           <w:r>
             <w:fldChar w:fldCharType="separate"/>
@@ -2563,7 +2565,7 @@
               <w:rFonts w:hint="eastAsia" w:ascii="宋体" w:hAnsi="宋体" w:eastAsia="宋体" w:cs="宋体"/>
               <w:szCs w:val="24"/>
             </w:rPr>
-            <w:instrText xml:space="preserve"> HYPERLINK \l _Toc31237 </w:instrText>
+            <w:instrText xml:space="preserve"> HYPERLINK \l _Toc20379 </w:instrText>
           </w:r>
           <w:r>
             <w:rPr>
@@ -2593,7 +2595,7 @@
             <w:fldChar w:fldCharType="begin"/>
           </w:r>
           <w:r>
-            <w:instrText xml:space="preserve"> PAGEREF _Toc31237 \h </w:instrText>
+            <w:instrText xml:space="preserve"> PAGEREF _Toc20379 \h </w:instrText>
           </w:r>
           <w:r>
             <w:fldChar w:fldCharType="separate"/>
@@ -2631,7 +2633,7 @@
               <w:rFonts w:hint="eastAsia" w:ascii="宋体" w:hAnsi="宋体" w:eastAsia="宋体" w:cs="宋体"/>
               <w:szCs w:val="24"/>
             </w:rPr>
-            <w:instrText xml:space="preserve"> HYPERLINK \l _Toc6799 </w:instrText>
+            <w:instrText xml:space="preserve"> HYPERLINK \l _Toc28219 </w:instrText>
           </w:r>
           <w:r>
             <w:rPr>
@@ -2652,6 +2654,74 @@
               <w:rFonts w:hint="eastAsia"/>
               <w:lang w:val="en-US" w:eastAsia="zh-CN"/>
             </w:rPr>
+            <w:t>客户投诉</w:t>
+          </w:r>
+          <w:r>
+            <w:tab/>
+          </w:r>
+          <w:r>
+            <w:fldChar w:fldCharType="begin"/>
+          </w:r>
+          <w:r>
+            <w:instrText xml:space="preserve"> PAGEREF _Toc28219 \h </w:instrText>
+          </w:r>
+          <w:r>
+            <w:fldChar w:fldCharType="separate"/>
+          </w:r>
+          <w:r>
+            <w:t>5</w:t>
+          </w:r>
+          <w:r>
+            <w:fldChar w:fldCharType="end"/>
+          </w:r>
+          <w:r>
+            <w:rPr>
+              <w:rFonts w:hint="eastAsia" w:ascii="宋体" w:hAnsi="宋体" w:eastAsia="宋体" w:cs="宋体"/>
+              <w:szCs w:val="24"/>
+            </w:rPr>
+            <w:fldChar w:fldCharType="end"/>
+          </w:r>
+        </w:p>
+        <w:p>
+          <w:pPr>
+            <w:pStyle w:val="17"/>
+            <w:tabs>
+              <w:tab w:val="right" w:leader="dot" w:pos="8306"/>
+            </w:tabs>
+          </w:pPr>
+          <w:r>
+            <w:rPr>
+              <w:rFonts w:hint="eastAsia" w:ascii="宋体" w:hAnsi="宋体" w:eastAsia="宋体" w:cs="宋体"/>
+              <w:szCs w:val="24"/>
+            </w:rPr>
+            <w:fldChar w:fldCharType="begin"/>
+          </w:r>
+          <w:r>
+            <w:rPr>
+              <w:rFonts w:hint="eastAsia" w:ascii="宋体" w:hAnsi="宋体" w:eastAsia="宋体" w:cs="宋体"/>
+              <w:szCs w:val="24"/>
+            </w:rPr>
+            <w:instrText xml:space="preserve"> HYPERLINK \l _Toc32532 </w:instrText>
+          </w:r>
+          <w:r>
+            <w:rPr>
+              <w:rFonts w:hint="eastAsia" w:ascii="宋体" w:hAnsi="宋体" w:eastAsia="宋体" w:cs="宋体"/>
+              <w:szCs w:val="24"/>
+            </w:rPr>
+            <w:fldChar w:fldCharType="separate"/>
+          </w:r>
+          <w:r>
+            <w:rPr>
+              <w:rFonts w:hint="default"/>
+              <w:lang w:val="en-US" w:eastAsia="zh-CN"/>
+            </w:rPr>
+            <w:t xml:space="preserve">1.5. </w:t>
+          </w:r>
+          <w:r>
+            <w:rPr>
+              <w:rFonts w:hint="eastAsia"/>
+              <w:lang w:val="en-US" w:eastAsia="zh-CN"/>
+            </w:rPr>
             <w:t>问题与改进</w:t>
           </w:r>
           <w:r>
@@ -2661,7 +2731,7 @@
             <w:fldChar w:fldCharType="begin"/>
           </w:r>
           <w:r>
-            <w:instrText xml:space="preserve"> PAGEREF _Toc6799 \h </w:instrText>
+            <w:instrText xml:space="preserve"> PAGEREF _Toc32532 \h </w:instrText>
           </w:r>
           <w:r>
             <w:fldChar w:fldCharType="separate"/>
@@ -2773,7 +2843,7 @@
         <w:snapToGrid w:val="0"/>
         <w:textAlignment w:val="baseline"/>
       </w:pPr>
-      <w:bookmarkStart w:id="2" w:name="_Toc24570"/>
+      <w:bookmarkStart w:id="2" w:name="_Toc12770"/>
       <w:r>
         <w:rPr>
           <w:rFonts w:hint="default"/>
@@ -2884,7 +2954,7 @@
           <w:lang w:val="en-US" w:eastAsia="zh-CN"/>
         </w:rPr>
       </w:pPr>
-      <w:bookmarkStart w:id="3" w:name="_Toc8829"/>
+      <w:bookmarkStart w:id="3" w:name="_Toc31635"/>
       <w:r>
         <w:rPr>
           <w:rFonts w:hint="eastAsia"/>
@@ -2903,7 +2973,7 @@
           <w:lang w:val="en-US" w:eastAsia="zh-CN"/>
         </w:rPr>
       </w:pPr>
-      <w:bookmarkStart w:id="4" w:name="_Toc812"/>
+      <w:bookmarkStart w:id="4" w:name="_Toc25299"/>
       <w:r>
         <w:rPr>
           <w:rFonts w:hint="eastAsia"/>
@@ -2982,7 +3052,7 @@
           <w:lang w:val="en-US" w:eastAsia="zh-CN"/>
         </w:rPr>
       </w:pPr>
-      <w:bookmarkStart w:id="5" w:name="_Toc1831"/>
+      <w:bookmarkStart w:id="5" w:name="_Toc24972"/>
       <w:r>
         <w:rPr>
           <w:rFonts w:hint="eastAsia"/>
@@ -3083,7 +3153,7 @@
           <w:lang w:val="en-US" w:eastAsia="zh-CN"/>
         </w:rPr>
       </w:pPr>
-      <w:bookmarkStart w:id="6" w:name="_Toc27917"/>
+      <w:bookmarkStart w:id="6" w:name="_Toc927"/>
       <w:r>
         <w:rPr>
           <w:rFonts w:hint="eastAsia"/>
@@ -3145,7 +3215,7 @@
           <w:lang w:val="en-US" w:eastAsia="zh-CN"/>
         </w:rPr>
       </w:pPr>
-      <w:bookmarkStart w:id="7" w:name="_Toc31237"/>
+      <w:bookmarkStart w:id="7" w:name="_Toc20379"/>
       <w:r>
         <w:rPr>
           <w:rFonts w:hint="eastAsia"/>
@@ -3231,7 +3301,7 @@
           <w:lang w:val="en-US" w:eastAsia="zh-CN"/>
         </w:rPr>
       </w:pPr>
-      <w:bookmarkStart w:id="8" w:name="_Toc6799"/>
+      <w:bookmarkStart w:id="8" w:name="_Toc28219"/>
       <w:r>
         <w:rPr>
           <w:rFonts w:hint="eastAsia"/>
@@ -3239,6 +3309,7 @@
         </w:rPr>
         <w:t>客户投诉</w:t>
       </w:r>
+      <w:bookmarkEnd w:id="8"/>
     </w:p>
     <w:p>
       <w:pPr>
@@ -3292,16 +3363,15 @@
           <w:lang w:val="en-US" w:eastAsia="zh-CN"/>
         </w:rPr>
       </w:pPr>
-      <w:bookmarkStart w:id="9" w:name="_GoBack"/>
+      <w:bookmarkStart w:id="9" w:name="_Toc32532"/>
+      <w:r>
+        <w:rPr>
+          <w:rFonts w:hint="eastAsia"/>
+          <w:lang w:val="en-US" w:eastAsia="zh-CN"/>
+        </w:rPr>
+        <w:t>问题与改进</w:t>
+      </w:r>
       <w:bookmarkEnd w:id="9"/>
-      <w:r>
-        <w:rPr>
-          <w:rFonts w:hint="eastAsia"/>
-          <w:lang w:val="en-US" w:eastAsia="zh-CN"/>
-        </w:rPr>
-        <w:t>问题与改进</w:t>
-      </w:r>
-      <w:bookmarkEnd w:id="8"/>
     </w:p>
     <w:p>
       <w:pPr>
